--- a/testakten/gesellschaftsrecht-legal-english-frankfurt-startup/01-partnerauftrag-emails.docx
+++ b/testakten/gesellschaftsrecht-legal-english-frankfurt-startup/01-partnerauftrag-emails.docx
@@ -5,24 +5,403 @@
     <w:p>
       <w:pPr>
         <w:pStyle w:val="Heading1"/>
+        <w:spacing w:after="160" w:line="259" w:lineRule="auto"/>
       </w:pPr>
       <w:r>
+        <w:rPr>
+          <w:rFonts w:ascii="Times New Roman" w:hAnsi="Times New Roman"/>
+          <w:b/>
+          <w:sz w:val="28"/>
+        </w:rPr>
         <w:t>01 Partnerauftrag E-Mails</w:t>
       </w:r>
     </w:p>
-    <w:p/>
+    <w:p>
+      <w:pPr>
+        <w:spacing w:line="259" w:lineRule="auto" w:after="60"/>
+      </w:pPr>
+    </w:p>
     <w:p>
       <w:pPr>
         <w:pStyle w:val="Heading2"/>
+        <w:spacing w:before="120" w:after="60" w:line="259" w:lineRule="auto"/>
       </w:pPr>
       <w:r>
+        <w:rPr>
+          <w:rFonts w:ascii="Times New Roman" w:hAnsi="Times New Roman"/>
+          <w:b/>
+          <w:sz w:val="22"/>
+        </w:rPr>
         <w:t>Erste E-Mail Partnerauftrag, Donnerstag 07:42 Uhr</w:t>
       </w:r>
     </w:p>
-    <w:p/>
     <w:p>
       <w:pPr>
-        <w:spacing w:after="80"/>
+        <w:spacing w:line="259" w:lineRule="auto" w:after="60"/>
+      </w:pPr>
+    </w:p>
+    <w:p>
+      <w:pPr>
+        <w:spacing w:after="60" w:before="120" w:line="259" w:lineRule="auto"/>
+        <w:jc w:val="both"/>
+      </w:pPr>
+      <w:r>
+        <w:rPr>
+          <w:rFonts w:ascii="Times New Roman" w:hAnsi="Times New Roman"/>
+          <w:b/>
+          <w:sz w:val="22"/>
+        </w:rPr>
+        <w:t>Von: RAin Dr. Adelheid von Westarp</w:t>
+      </w:r>
+    </w:p>
+    <w:p>
+      <w:pPr>
+        <w:spacing w:after="80" w:line="259" w:lineRule="auto"/>
+        <w:jc w:val="both"/>
+      </w:pPr>
+      <w:r>
+        <w:rPr>
+          <w:rFonts w:ascii="Times New Roman" w:hAnsi="Times New Roman"/>
+          <w:sz w:val="21"/>
+        </w:rPr>
+        <w:t>An: JAssoc Hildemar K.</w:t>
+      </w:r>
+    </w:p>
+    <w:p>
+      <w:pPr>
+        <w:spacing w:after="60" w:before="120" w:line="259" w:lineRule="auto"/>
+        <w:jc w:val="both"/>
+      </w:pPr>
+      <w:r>
+        <w:rPr>
+          <w:rFonts w:ascii="Times New Roman" w:hAnsi="Times New Roman"/>
+          <w:b/>
+          <w:sz w:val="22"/>
+        </w:rPr>
+        <w:t>Cc: Deal Team Projekt Kometenfalter</w:t>
+      </w:r>
+    </w:p>
+    <w:p>
+      <w:pPr>
+        <w:spacing w:after="60" w:before="120" w:line="259" w:lineRule="auto"/>
+        <w:jc w:val="both"/>
+      </w:pPr>
+      <w:r>
+        <w:rPr>
+          <w:rFonts w:ascii="Times New Roman" w:hAnsi="Times New Roman"/>
+          <w:b w:val="0"/>
+          <w:i w:val="0"/>
+          <w:sz w:val="22"/>
+        </w:rPr>
+        <w:t>Datum: Donnerstag, 07:42 Uhr</w:t>
+      </w:r>
+    </w:p>
+    <w:p>
+      <w:pPr>
+        <w:spacing w:after="80" w:line="259" w:lineRule="auto"/>
+        <w:jc w:val="both"/>
+      </w:pPr>
+      <w:r>
+        <w:rPr>
+          <w:rFonts w:ascii="Times New Roman" w:hAnsi="Times New Roman"/>
+          <w:sz w:val="21"/>
+        </w:rPr>
+        <w:t>Betreff: Kometenfalter / Series A / bitte einmal schnell sortieren</w:t>
+      </w:r>
+    </w:p>
+    <w:p>
+      <w:pPr>
+        <w:spacing w:line="259" w:lineRule="auto" w:after="60"/>
+      </w:pPr>
+    </w:p>
+    <w:p>
+      <w:pPr>
+        <w:spacing w:after="80" w:line="259" w:lineRule="auto"/>
+        <w:jc w:val="both"/>
+      </w:pPr>
+      <w:r>
+        <w:rPr>
+          <w:rFonts w:ascii="Times New Roman" w:hAnsi="Times New Roman"/>
+          <w:sz w:val="21"/>
+        </w:rPr>
+        <w:t>Hildemar,</w:t>
+      </w:r>
+    </w:p>
+    <w:p>
+      <w:pPr>
+        <w:spacing w:line="259" w:lineRule="auto" w:after="60"/>
+      </w:pPr>
+    </w:p>
+    <w:p>
+      <w:pPr>
+        <w:spacing w:after="80" w:line="259" w:lineRule="auto"/>
+        <w:jc w:val="both"/>
+      </w:pPr>
+      <w:r>
+        <w:rPr>
+          <w:rFonts w:ascii="Times New Roman" w:hAnsi="Times New Roman"/>
+          <w:sz w:val="21"/>
+        </w:rPr>
+        <w:t>bitte bis 11:30 Uhr ein kurzes internes Briefing zu dem Term Sheet von Northbridge Growth III machen. Die Mandantin ist die Kometenfalter Systems GmbH, HRB Frankfurt am Main, Seed-finanziertes Softwareunternehmen. Gründer sind Kunigunde Reiter, Meinhard Voss und Walburga Stein. Lead Investor wäre Northbridge, daneben soll noch die kleine Angel-Gruppe um Siegfried Krämer mitlaufen.</w:t>
+      </w:r>
+    </w:p>
+    <w:p>
+      <w:pPr>
+        <w:spacing w:line="259" w:lineRule="auto" w:after="60"/>
+      </w:pPr>
+    </w:p>
+    <w:p>
+      <w:pPr>
+        <w:spacing w:after="80" w:line="259" w:lineRule="auto"/>
+        <w:jc w:val="both"/>
+      </w:pPr>
+      <w:r>
+        <w:rPr>
+          <w:rFonts w:ascii="Times New Roman" w:hAnsi="Times New Roman"/>
+          <w:sz w:val="21"/>
+        </w:rPr>
+        <w:t>Ich brauche keine akademische Abhandlung, sondern:</w:t>
+      </w:r>
+    </w:p>
+    <w:p>
+      <w:pPr>
+        <w:spacing w:line="259" w:lineRule="auto" w:after="60"/>
+      </w:pPr>
+    </w:p>
+    <w:p>
+      <w:pPr>
+        <w:pStyle w:val="ListNumber"/>
+        <w:spacing w:line="259" w:lineRule="auto" w:after="60"/>
+      </w:pPr>
+      <w:r>
+        <w:rPr>
+          <w:rFonts w:ascii="Times New Roman" w:hAnsi="Times New Roman"/>
+          <w:sz w:val="20"/>
+        </w:rPr>
+        <w:t>Cap Table einmal current und fully diluted. Bitte gegen Gesellschafterliste denken, nicht vermischen.</w:t>
+      </w:r>
+    </w:p>
+    <w:p>
+      <w:pPr>
+        <w:pStyle w:val="ListNumber"/>
+        <w:spacing w:line="259" w:lineRule="auto" w:after="60"/>
+      </w:pPr>
+      <w:r>
+        <w:rPr>
+          <w:rFonts w:ascii="Times New Roman" w:hAnsi="Times New Roman"/>
+          <w:sz w:val="20"/>
+        </w:rPr>
+        <w:t>Liquidation Preference: was genau passiert bei einem Exit unter 18 Mio. EUR und über 35 Mio. EUR?</w:t>
+      </w:r>
+    </w:p>
+    <w:p>
+      <w:pPr>
+        <w:pStyle w:val="ListNumber"/>
+        <w:spacing w:line="259" w:lineRule="auto" w:after="60"/>
+      </w:pPr>
+      <w:r>
+        <w:rPr>
+          <w:rFonts w:ascii="Times New Roman" w:hAnsi="Times New Roman"/>
+          <w:sz w:val="20"/>
+        </w:rPr>
+        <w:t>Anti-Dilution: broad-based weighted average oder full ratchet? Die Formulierung ist nicht sauber.</w:t>
+      </w:r>
+    </w:p>
+    <w:p>
+      <w:pPr>
+        <w:pStyle w:val="ListNumber"/>
+        <w:spacing w:line="259" w:lineRule="auto" w:after="60"/>
+      </w:pPr>
+      <w:r>
+        <w:rPr>
+          <w:rFonts w:ascii="Times New Roman" w:hAnsi="Times New Roman"/>
+          <w:sz w:val="20"/>
+        </w:rPr>
+        <w:t>Vesting Schedule: Gründer sagen, sie hätten ja schon seit 2022 gearbeitet. Investor will trotzdem 48 Monate mit zwölfmonatigem Cliff.</w:t>
+      </w:r>
+    </w:p>
+    <w:p>
+      <w:pPr>
+        <w:pStyle w:val="ListNumber"/>
+        <w:spacing w:line="259" w:lineRule="auto" w:after="60"/>
+      </w:pPr>
+      <w:r>
+        <w:rPr>
+          <w:rFonts w:ascii="Times New Roman" w:hAnsi="Times New Roman"/>
+          <w:sz w:val="20"/>
+        </w:rPr>
+        <w:t>Drag und Tag: passt das mit Minderheiten und Vinkulierung?</w:t>
+      </w:r>
+    </w:p>
+    <w:p>
+      <w:pPr>
+        <w:pStyle w:val="ListNumber"/>
+        <w:spacing w:line="259" w:lineRule="auto" w:after="60"/>
+      </w:pPr>
+      <w:r>
+        <w:rPr>
+          <w:rFonts w:ascii="Times New Roman" w:hAnsi="Times New Roman"/>
+          <w:sz w:val="20"/>
+        </w:rPr>
+        <w:t>Consent Matters: sehen aus wie ein Beiratskatalog, sind aber im Term Sheet als Investor Director Approval formuliert. GmbH-Logik prüfen.</w:t>
+      </w:r>
+    </w:p>
+    <w:p>
+      <w:pPr>
+        <w:pStyle w:val="ListNumber"/>
+        <w:spacing w:line="259" w:lineRule="auto" w:after="60"/>
+      </w:pPr>
+      <w:r>
+        <w:rPr>
+          <w:rFonts w:ascii="Times New Roman" w:hAnsi="Times New Roman"/>
+          <w:sz w:val="20"/>
+        </w:rPr>
+        <w:t>English contract under German law: Welche Begriffe lieber definieren als übersetzen?</w:t>
+      </w:r>
+    </w:p>
+    <w:p>
+      <w:pPr>
+        <w:spacing w:line="259" w:lineRule="auto" w:after="60"/>
+      </w:pPr>
+    </w:p>
+    <w:p>
+      <w:pPr>
+        <w:spacing w:after="80" w:line="259" w:lineRule="auto"/>
+        <w:jc w:val="both"/>
+      </w:pPr>
+      <w:r>
+        <w:rPr>
+          <w:rFonts w:ascii="Times New Roman" w:hAnsi="Times New Roman"/>
+          <w:sz w:val="21"/>
+        </w:rPr>
+        <w:t>Bitte am Ende:</w:t>
+      </w:r>
+    </w:p>
+    <w:p>
+      <w:pPr>
+        <w:spacing w:line="259" w:lineRule="auto" w:after="60"/>
+      </w:pPr>
+    </w:p>
+    <w:p>
+      <w:pPr>
+        <w:pStyle w:val="ListBullet"/>
+        <w:spacing w:line="259" w:lineRule="auto" w:after="60"/>
+      </w:pPr>
+      <w:r>
+        <w:rPr>
+          <w:rFonts w:ascii="Times New Roman" w:hAnsi="Times New Roman"/>
+          <w:sz w:val="20"/>
+        </w:rPr>
+        <w:t>Partnerbriefing max. eine Seite.</w:t>
+      </w:r>
+    </w:p>
+    <w:p>
+      <w:pPr>
+        <w:pStyle w:val="ListBullet"/>
+        <w:spacing w:line="259" w:lineRule="auto" w:after="60"/>
+      </w:pPr>
+      <w:r>
+        <w:rPr>
+          <w:rFonts w:ascii="Times New Roman" w:hAnsi="Times New Roman"/>
+          <w:sz w:val="20"/>
+        </w:rPr>
+        <w:t>Mandantenfreundliche Erklärung für Kunigunde.</w:t>
+      </w:r>
+    </w:p>
+    <w:p>
+      <w:pPr>
+        <w:pStyle w:val="ListBullet"/>
+        <w:spacing w:line="259" w:lineRule="auto" w:after="60"/>
+      </w:pPr>
+      <w:r>
+        <w:rPr>
+          <w:rFonts w:ascii="Times New Roman" w:hAnsi="Times New Roman"/>
+          <w:sz w:val="20"/>
+        </w:rPr>
+        <w:t>Liste mit Rückfragen für Investor Counsel.</w:t>
+      </w:r>
+    </w:p>
+    <w:p>
+      <w:pPr>
+        <w:pStyle w:val="ListBullet"/>
+        <w:spacing w:line="259" w:lineRule="auto" w:after="60"/>
+      </w:pPr>
+      <w:r>
+        <w:rPr>
+          <w:rFonts w:ascii="Times New Roman" w:hAnsi="Times New Roman"/>
+          <w:sz w:val="20"/>
+        </w:rPr>
+        <w:t>Senior-Review-Gates markieren.</w:t>
+      </w:r>
+    </w:p>
+    <w:p>
+      <w:pPr>
+        <w:spacing w:line="259" w:lineRule="auto" w:after="60"/>
+      </w:pPr>
+    </w:p>
+    <w:p>
+      <w:pPr>
+        <w:spacing w:after="80" w:line="259" w:lineRule="auto"/>
+        <w:jc w:val="both"/>
+      </w:pPr>
+      <w:r>
+        <w:rPr>
+          <w:rFonts w:ascii="Times New Roman" w:hAnsi="Times New Roman"/>
+          <w:sz w:val="21"/>
+        </w:rPr>
+        <w:t>Und bitte nicht einfach "Gesellschafterliste = Cap Table" schreiben. Genau da passieren die Schmerzen.</w:t>
+      </w:r>
+    </w:p>
+    <w:p>
+      <w:pPr>
+        <w:spacing w:line="259" w:lineRule="auto" w:after="60"/>
+      </w:pPr>
+    </w:p>
+    <w:p>
+      <w:pPr>
+        <w:spacing w:after="80" w:line="259" w:lineRule="auto"/>
+        <w:jc w:val="both"/>
+      </w:pPr>
+      <w:r>
+        <w:rPr>
+          <w:rFonts w:ascii="Times New Roman" w:hAnsi="Times New Roman"/>
+          <w:sz w:val="21"/>
+        </w:rPr>
+        <w:t>A.</w:t>
+      </w:r>
+    </w:p>
+    <w:p>
+      <w:pPr>
+        <w:spacing w:line="259" w:lineRule="auto" w:after="60"/>
+      </w:pPr>
+    </w:p>
+    <w:p>
+      <w:pPr>
+        <w:spacing w:line="259" w:lineRule="auto" w:after="60"/>
+      </w:pPr>
+    </w:p>
+    <w:p>
+      <w:pPr>
+        <w:spacing w:line="259" w:lineRule="auto" w:after="60"/>
+      </w:pPr>
+    </w:p>
+    <w:p>
+      <w:pPr>
+        <w:pStyle w:val="Heading2"/>
+        <w:spacing w:line="259" w:lineRule="auto" w:after="60"/>
+      </w:pPr>
+      <w:r>
+        <w:t>Zweite Email Partnerauftrag, 08:21 Uhr Nachschub</w:t>
+      </w:r>
+    </w:p>
+    <w:p>
+      <w:pPr>
+        <w:spacing w:line="259" w:lineRule="auto" w:after="60"/>
+      </w:pPr>
+    </w:p>
+    <w:p>
+      <w:pPr>
+        <w:spacing w:after="80" w:line="259" w:lineRule="auto"/>
         <w:jc w:val="both"/>
       </w:pPr>
       <w:r>
@@ -35,7 +414,7 @@
     </w:p>
     <w:p>
       <w:pPr>
-        <w:spacing w:after="80"/>
+        <w:spacing w:after="80" w:line="259" w:lineRule="auto"/>
         <w:jc w:val="both"/>
       </w:pPr>
       <w:r>
@@ -48,302 +427,7 @@
     </w:p>
     <w:p>
       <w:pPr>
-        <w:spacing w:after="80"/>
-        <w:jc w:val="both"/>
-      </w:pPr>
-      <w:r>
-        <w:rPr>
-          <w:rFonts w:ascii="Times New Roman" w:hAnsi="Times New Roman"/>
-          <w:sz w:val="21"/>
-        </w:rPr>
-        <w:t>Cc: Deal Team Projekt Kometenfalter</w:t>
-      </w:r>
-    </w:p>
-    <w:p>
-      <w:pPr>
-        <w:spacing w:after="80"/>
-        <w:jc w:val="both"/>
-      </w:pPr>
-      <w:r>
-        <w:rPr>
-          <w:rFonts w:ascii="Times New Roman" w:hAnsi="Times New Roman"/>
-          <w:sz w:val="21"/>
-        </w:rPr>
-        <w:t>Datum: Donnerstag, 07:42 Uhr</w:t>
-      </w:r>
-    </w:p>
-    <w:p>
-      <w:pPr>
-        <w:spacing w:after="80"/>
-        <w:jc w:val="both"/>
-      </w:pPr>
-      <w:r>
-        <w:rPr>
-          <w:rFonts w:ascii="Times New Roman" w:hAnsi="Times New Roman"/>
-          <w:sz w:val="21"/>
-        </w:rPr>
-        <w:t>Betreff: Kometenfalter / Series A / bitte einmal schnell sortieren</w:t>
-      </w:r>
-    </w:p>
-    <w:p/>
-    <w:p>
-      <w:pPr>
-        <w:spacing w:after="80"/>
-        <w:jc w:val="both"/>
-      </w:pPr>
-      <w:r>
-        <w:rPr>
-          <w:rFonts w:ascii="Times New Roman" w:hAnsi="Times New Roman"/>
-          <w:sz w:val="21"/>
-        </w:rPr>
-        <w:t>Hildemar,</w:t>
-      </w:r>
-    </w:p>
-    <w:p/>
-    <w:p>
-      <w:pPr>
-        <w:spacing w:after="80"/>
-        <w:jc w:val="both"/>
-      </w:pPr>
-      <w:r>
-        <w:rPr>
-          <w:rFonts w:ascii="Times New Roman" w:hAnsi="Times New Roman"/>
-          <w:sz w:val="21"/>
-        </w:rPr>
-        <w:t>bitte bis 11:30 Uhr ein kurzes internes Briefing zu dem Term Sheet von Northbridge Growth III machen. Die Mandantin ist die Kometenfalter Systems GmbH, HRB Frankfurt am Main, Seed-finanziertes Softwareunternehmen. Gründer sind Kunigunde Reiter, Meinhard Voss und Walburga Stein. Lead Investor wäre Northbridge, daneben soll noch die kleine Angel-Gruppe um Siegfried Krämer mitlaufen.</w:t>
-      </w:r>
-    </w:p>
-    <w:p/>
-    <w:p>
-      <w:pPr>
-        <w:spacing w:after="80"/>
-        <w:jc w:val="both"/>
-      </w:pPr>
-      <w:r>
-        <w:rPr>
-          <w:rFonts w:ascii="Times New Roman" w:hAnsi="Times New Roman"/>
-          <w:sz w:val="21"/>
-        </w:rPr>
-        <w:t>Ich brauche keine akademische Abhandlung, sondern:</w:t>
-      </w:r>
-    </w:p>
-    <w:p/>
-    <w:p>
-      <w:pPr>
-        <w:pStyle w:val="ListNumber"/>
-      </w:pPr>
-      <w:r>
-        <w:rPr>
-          <w:rFonts w:ascii="Times New Roman" w:hAnsi="Times New Roman"/>
-          <w:sz w:val="20"/>
-        </w:rPr>
-        <w:t>Cap Table einmal current und fully diluted. Bitte gegen Gesellschafterliste denken, nicht vermischen.</w:t>
-      </w:r>
-    </w:p>
-    <w:p>
-      <w:pPr>
-        <w:pStyle w:val="ListNumber"/>
-      </w:pPr>
-      <w:r>
-        <w:rPr>
-          <w:rFonts w:ascii="Times New Roman" w:hAnsi="Times New Roman"/>
-          <w:sz w:val="20"/>
-        </w:rPr>
-        <w:t>Liquidation Preference: was genau passiert bei einem Exit unter 18 Mio. EUR und über 35 Mio. EUR?</w:t>
-      </w:r>
-    </w:p>
-    <w:p>
-      <w:pPr>
-        <w:pStyle w:val="ListNumber"/>
-      </w:pPr>
-      <w:r>
-        <w:rPr>
-          <w:rFonts w:ascii="Times New Roman" w:hAnsi="Times New Roman"/>
-          <w:sz w:val="20"/>
-        </w:rPr>
-        <w:t>Anti-Dilution: broad-based weighted average oder full ratchet? Die Formulierung ist nicht sauber.</w:t>
-      </w:r>
-    </w:p>
-    <w:p>
-      <w:pPr>
-        <w:pStyle w:val="ListNumber"/>
-      </w:pPr>
-      <w:r>
-        <w:rPr>
-          <w:rFonts w:ascii="Times New Roman" w:hAnsi="Times New Roman"/>
-          <w:sz w:val="20"/>
-        </w:rPr>
-        <w:t>Vesting Schedule: Gründer sagen, sie hätten ja schon seit 2022 gearbeitet. Investor will trotzdem 48 Monate mit zwölfmonatigem Cliff.</w:t>
-      </w:r>
-    </w:p>
-    <w:p>
-      <w:pPr>
-        <w:pStyle w:val="ListNumber"/>
-      </w:pPr>
-      <w:r>
-        <w:rPr>
-          <w:rFonts w:ascii="Times New Roman" w:hAnsi="Times New Roman"/>
-          <w:sz w:val="20"/>
-        </w:rPr>
-        <w:t>Drag und Tag: passt das mit Minderheiten und Vinkulierung?</w:t>
-      </w:r>
-    </w:p>
-    <w:p>
-      <w:pPr>
-        <w:pStyle w:val="ListNumber"/>
-      </w:pPr>
-      <w:r>
-        <w:rPr>
-          <w:rFonts w:ascii="Times New Roman" w:hAnsi="Times New Roman"/>
-          <w:sz w:val="20"/>
-        </w:rPr>
-        <w:t>Consent Matters: sehen aus wie ein Beiratskatalog, sind aber im Term Sheet als Investor Director Approval formuliert. GmbH-Logik prüfen.</w:t>
-      </w:r>
-    </w:p>
-    <w:p>
-      <w:pPr>
-        <w:pStyle w:val="ListNumber"/>
-      </w:pPr>
-      <w:r>
-        <w:rPr>
-          <w:rFonts w:ascii="Times New Roman" w:hAnsi="Times New Roman"/>
-          <w:sz w:val="20"/>
-        </w:rPr>
-        <w:t>English contract under German law: Welche Begriffe lieber definieren als übersetzen?</w:t>
-      </w:r>
-    </w:p>
-    <w:p/>
-    <w:p>
-      <w:pPr>
-        <w:spacing w:after="80"/>
-        <w:jc w:val="both"/>
-      </w:pPr>
-      <w:r>
-        <w:rPr>
-          <w:rFonts w:ascii="Times New Roman" w:hAnsi="Times New Roman"/>
-          <w:sz w:val="21"/>
-        </w:rPr>
-        <w:t>Bitte am Ende:</w:t>
-      </w:r>
-    </w:p>
-    <w:p/>
-    <w:p>
-      <w:pPr>
-        <w:pStyle w:val="ListBullet"/>
-      </w:pPr>
-      <w:r>
-        <w:rPr>
-          <w:rFonts w:ascii="Times New Roman" w:hAnsi="Times New Roman"/>
-          <w:sz w:val="20"/>
-        </w:rPr>
-        <w:t>Partnerbriefing max. eine Seite.</w:t>
-      </w:r>
-    </w:p>
-    <w:p>
-      <w:pPr>
-        <w:pStyle w:val="ListBullet"/>
-      </w:pPr>
-      <w:r>
-        <w:rPr>
-          <w:rFonts w:ascii="Times New Roman" w:hAnsi="Times New Roman"/>
-          <w:sz w:val="20"/>
-        </w:rPr>
-        <w:t>Mandantenfreundliche Erklärung für Kunigunde.</w:t>
-      </w:r>
-    </w:p>
-    <w:p>
-      <w:pPr>
-        <w:pStyle w:val="ListBullet"/>
-      </w:pPr>
-      <w:r>
-        <w:rPr>
-          <w:rFonts w:ascii="Times New Roman" w:hAnsi="Times New Roman"/>
-          <w:sz w:val="20"/>
-        </w:rPr>
-        <w:t>Liste mit Rückfragen für Investor Counsel.</w:t>
-      </w:r>
-    </w:p>
-    <w:p>
-      <w:pPr>
-        <w:pStyle w:val="ListBullet"/>
-      </w:pPr>
-      <w:r>
-        <w:rPr>
-          <w:rFonts w:ascii="Times New Roman" w:hAnsi="Times New Roman"/>
-          <w:sz w:val="20"/>
-        </w:rPr>
-        <w:t>Senior-Review-Gates markieren.</w:t>
-      </w:r>
-    </w:p>
-    <w:p/>
-    <w:p>
-      <w:pPr>
-        <w:spacing w:after="80"/>
-        <w:jc w:val="both"/>
-      </w:pPr>
-      <w:r>
-        <w:rPr>
-          <w:rFonts w:ascii="Times New Roman" w:hAnsi="Times New Roman"/>
-          <w:sz w:val="21"/>
-        </w:rPr>
-        <w:t>Und bitte nicht einfach "Gesellschafterliste = Cap Table" schreiben. Genau da passieren die Schmerzen.</w:t>
-      </w:r>
-    </w:p>
-    <w:p/>
-    <w:p>
-      <w:pPr>
-        <w:spacing w:after="80"/>
-        <w:jc w:val="both"/>
-      </w:pPr>
-      <w:r>
-        <w:rPr>
-          <w:rFonts w:ascii="Times New Roman" w:hAnsi="Times New Roman"/>
-          <w:sz w:val="21"/>
-        </w:rPr>
-        <w:t>A.</w:t>
-      </w:r>
-    </w:p>
-    <w:p/>
-    <w:p/>
-    <w:p/>
-    <w:p>
-      <w:pPr>
-        <w:pStyle w:val="Heading2"/>
-      </w:pPr>
-      <w:r>
-        <w:t>Zweite Email Partnerauftrag, 08:21 Uhr Nachschub</w:t>
-      </w:r>
-    </w:p>
-    <w:p/>
-    <w:p>
-      <w:pPr>
-        <w:spacing w:after="80"/>
-        <w:jc w:val="both"/>
-      </w:pPr>
-      <w:r>
-        <w:rPr>
-          <w:rFonts w:ascii="Times New Roman" w:hAnsi="Times New Roman"/>
-          <w:sz w:val="21"/>
-        </w:rPr>
-        <w:t>Von: RAin Dr. Adelheid von Westarp</w:t>
-      </w:r>
-    </w:p>
-    <w:p>
-      <w:pPr>
-        <w:spacing w:after="80"/>
-        <w:jc w:val="both"/>
-      </w:pPr>
-      <w:r>
-        <w:rPr>
-          <w:rFonts w:ascii="Times New Roman" w:hAnsi="Times New Roman"/>
-          <w:sz w:val="21"/>
-        </w:rPr>
-        <w:t>An: JAssoc Hildemar K.</w:t>
-      </w:r>
-    </w:p>
-    <w:p>
-      <w:pPr>
-        <w:spacing w:after="80"/>
+        <w:spacing w:after="80" w:line="259" w:lineRule="auto"/>
         <w:jc w:val="both"/>
       </w:pPr>
       <w:r>
@@ -356,7 +440,7 @@
     </w:p>
     <w:p>
       <w:pPr>
-        <w:spacing w:after="80"/>
+        <w:spacing w:after="80" w:line="259" w:lineRule="auto"/>
         <w:jc w:val="both"/>
       </w:pPr>
       <w:r>
@@ -367,10 +451,14 @@
         <w:t>Betreff: AW: Kometenfalter — zwei Punkte vergessen</w:t>
       </w:r>
     </w:p>
-    <w:p/>
     <w:p>
       <w:pPr>
-        <w:spacing w:after="80"/>
+        <w:spacing w:line="259" w:lineRule="auto" w:after="60"/>
+      </w:pPr>
+    </w:p>
+    <w:p>
+      <w:pPr>
+        <w:spacing w:after="80" w:line="259" w:lineRule="auto"/>
         <w:jc w:val="both"/>
       </w:pPr>
       <w:r>
@@ -381,10 +469,14 @@
         <w:t>Hildemar,</w:t>
       </w:r>
     </w:p>
-    <w:p/>
     <w:p>
       <w:pPr>
-        <w:spacing w:after="80"/>
+        <w:spacing w:line="259" w:lineRule="auto" w:after="60"/>
+      </w:pPr>
+    </w:p>
+    <w:p>
+      <w:pPr>
+        <w:spacing w:after="80" w:line="259" w:lineRule="auto"/>
         <w:jc w:val="both"/>
       </w:pPr>
       <w:r>
@@ -395,10 +487,15 @@
         <w:t>zwei Sachen vergessen:</w:t>
       </w:r>
     </w:p>
-    <w:p/>
+    <w:p>
+      <w:pPr>
+        <w:spacing w:line="259" w:lineRule="auto" w:after="60"/>
+      </w:pPr>
+    </w:p>
     <w:p>
       <w:pPr>
         <w:pStyle w:val="ListNumber"/>
+        <w:spacing w:line="259" w:lineRule="auto" w:after="60"/>
       </w:pPr>
       <w:r>
         <w:rPr>
@@ -408,10 +505,15 @@
         <w:t>Convertible Tante Ermelind muss in das Cap Table, Variante Discount und Variante Valuation Cap durchrechnen, mit Annahme Wandlung beim Series-A-Closing. Bitte gegen den Vertrag in Datei 10 abgleichen.</w:t>
       </w:r>
     </w:p>
-    <w:p/>
+    <w:p>
+      <w:pPr>
+        <w:spacing w:line="259" w:lineRule="auto" w:after="60"/>
+      </w:pPr>
+    </w:p>
     <w:p>
       <w:pPr>
         <w:pStyle w:val="ListNumber"/>
+        <w:spacing w:line="259" w:lineRule="auto" w:after="60"/>
       </w:pPr>
       <w:r>
         <w:rPr>
@@ -421,10 +523,14 @@
         <w:t>Beirat steht in der Satzung als beratend, soll laut Term Sheet aber Investor Director Approval erteilen. Mapping in das deutsche Organrecht in Datei 14 nutzen.</w:t>
       </w:r>
     </w:p>
-    <w:p/>
     <w:p>
       <w:pPr>
-        <w:spacing w:after="80"/>
+        <w:spacing w:line="259" w:lineRule="auto" w:after="60"/>
+      </w:pPr>
+    </w:p>
+    <w:p>
+      <w:pPr>
+        <w:spacing w:after="80" w:line="259" w:lineRule="auto"/>
         <w:jc w:val="both"/>
       </w:pPr>
       <w:r>
@@ -435,10 +541,14 @@
         <w:t>Außerdem: ich sehe heute morgen im Postfach die Antwortmail von Brackenmuir über den Roundtrip-Markup, siehe Datei 11. Bitte bevor Sie loslegen, beide Mails parallel lesen. Es bringt nichts, das Term Sheet zu übersetzen, wenn der Markup schon weiterzieht.</w:t>
       </w:r>
     </w:p>
-    <w:p/>
     <w:p>
       <w:pPr>
-        <w:spacing w:after="80"/>
+        <w:spacing w:line="259" w:lineRule="auto" w:after="60"/>
+      </w:pPr>
+    </w:p>
+    <w:p>
+      <w:pPr>
+        <w:spacing w:after="80" w:line="259" w:lineRule="auto"/>
         <w:jc w:val="both"/>
       </w:pPr>
       <w:r>
@@ -453,7 +563,7 @@
       <w:headerReference w:type="default" r:id="rId9"/>
       <w:footerReference w:type="default" r:id="rId10"/>
       <w:pgSz w:w="11909" w:h="16834"/>
-      <w:pgMar w:top="1037" w:right="1123" w:bottom="1037" w:left="1123" w:header="720" w:footer="720" w:gutter="0"/>
+      <w:pgMar w:top="1191" w:right="1247" w:bottom="1134" w:left="1361" w:header="720" w:footer="720" w:gutter="0"/>
       <w:cols w:space="720"/>
       <w:docGrid w:linePitch="360"/>
     </w:sectPr>
@@ -852,7 +962,7 @@
     <w:rsid w:val="00FC693F"/>
     <w:rPr>
       <w:rFonts w:ascii="Times New Roman" w:hAnsi="Times New Roman"/>
-      <w:sz w:val="21"/>
+      <w:sz w:val="22"/>
     </w:rPr>
   </w:style>
   <w:style w:type="paragraph" w:styleId="Header">
@@ -918,7 +1028,7 @@
       <w:b/>
       <w:bCs/>
       <w:color w:val="365F91" w:themeColor="accent1" w:themeShade="BF"/>
-      <w:sz w:val="30"/>
+      <w:sz w:val="28"/>
       <w:szCs w:val="28"/>
     </w:rPr>
   </w:style>
@@ -942,7 +1052,7 @@
       <w:b/>
       <w:bCs/>
       <w:color w:val="4F81BD" w:themeColor="accent1"/>
-      <w:sz w:val="25"/>
+      <w:sz w:val="24"/>
       <w:szCs w:val="26"/>
     </w:rPr>
   </w:style>
@@ -1204,11 +1314,12 @@
       <w:contextualSpacing/>
     </w:pPr>
     <w:rPr>
-      <w:rFonts w:asciiTheme="majorHAnsi" w:eastAsiaTheme="majorEastAsia" w:hAnsiTheme="majorHAnsi" w:cstheme="majorBidi"/>
+      <w:rFonts w:asciiTheme="majorHAnsi" w:eastAsiaTheme="majorEastAsia" w:hAnsiTheme="majorHAnsi" w:cstheme="majorBidi" w:ascii="Times New Roman" w:hAnsi="Times New Roman"/>
+      <w:b/>
       <w:color w:val="17365D" w:themeColor="text2" w:themeShade="BF"/>
       <w:spacing w:val="5"/>
       <w:kern w:val="28"/>
-      <w:sz w:val="52"/>
+      <w:sz w:val="30"/>
       <w:szCs w:val="52"/>
     </w:rPr>
   </w:style>
